--- a/Korsik_Biznes_Dokumentatsiya.docx
+++ b/Korsik_Biznes_Dokumentatsiya.docx
@@ -357,7 +357,7 @@
                 <w:sz w:val="19"/>
                 <w:szCs w:val="19"/>
               </w:rPr>
-              <w:t xml:space="preserve">1.4 / 24.10.2026 (PostgreSQL вместо SQLite; безопасность и надёжность по результатам аудита кода; учёт стоимости модели)</w:t>
+              <w:t xml:space="preserve">1.5 / 25.10.2026 (эскалация прямо в МАКС: HR получает обращение и отвечает сотруднику из МАКС; PostgreSQL; безопасность и надёжность по аудиту)</w:t>
             </w:r>
           </w:p>
         </w:tc>
@@ -3100,7 +3100,7 @@
                 <w:sz w:val="19"/>
                 <w:szCs w:val="19"/>
               </w:rPr>
-              <w:t xml:space="preserve">Бесшовная эскалация</w:t>
+              <w:t xml:space="preserve">Ведущий HR</w:t>
             </w:r>
           </w:p>
         </w:tc>
@@ -3133,7 +3133,7 @@
                 <w:sz w:val="19"/>
                 <w:szCs w:val="19"/>
               </w:rPr>
-              <w:t xml:space="preserve">Обращение для HR создаётся автоматически и сразу, без кнопок и подтверждений сотрудника; если бот не знает ответа, в чат он ничего не пишет</w:t>
+              <w:t xml:space="preserve">HR-специалист, который взял обращение (кнопка «Взять в работу» или первый ответ из МАКС); ему бот пересылает сообщения сотрудника</w:t>
             </w:r>
           </w:p>
         </w:tc>
@@ -3170,7 +3170,7 @@
                 <w:sz w:val="19"/>
                 <w:szCs w:val="19"/>
               </w:rPr>
-              <w:t xml:space="preserve">Красный флаг</w:t>
+              <w:t xml:space="preserve">Бесшовная эскалация</w:t>
             </w:r>
           </w:p>
         </w:tc>
@@ -3202,7 +3202,7 @@
                 <w:sz w:val="19"/>
                 <w:szCs w:val="19"/>
               </w:rPr>
-              <w:t xml:space="preserve">Признак серьёзной проблемы в сообщении: токсичность, конфликт, намерение уволиться, выгорание и др.</w:t>
+              <w:t xml:space="preserve">Обращение для HR создаётся автоматически и сразу, без кнопок и подтверждений сотрудника; если бот не знает ответа, в чат он ничего не пишет</w:t>
             </w:r>
           </w:p>
         </w:tc>
@@ -3240,7 +3240,7 @@
                 <w:sz w:val="19"/>
                 <w:szCs w:val="19"/>
               </w:rPr>
-              <w:t xml:space="preserve">Тональность</w:t>
+              <w:t xml:space="preserve">Красный флаг</w:t>
             </w:r>
           </w:p>
         </w:tc>
@@ -3273,7 +3273,7 @@
                 <w:sz w:val="19"/>
                 <w:szCs w:val="19"/>
               </w:rPr>
-              <w:t xml:space="preserve">Оценка настроения сообщения: положительная, нейтральная, негативная (и число от −1 до 1)</w:t>
+              <w:t xml:space="preserve">Признак серьёзной проблемы в сообщении: токсичность, конфликт, намерение уволиться, выгорание и др.</w:t>
             </w:r>
           </w:p>
         </w:tc>
@@ -3310,7 +3310,7 @@
                 <w:sz w:val="19"/>
                 <w:szCs w:val="19"/>
               </w:rPr>
-              <w:t xml:space="preserve">Индекс риска ухода</w:t>
+              <w:t xml:space="preserve">Тональность</w:t>
             </w:r>
           </w:p>
         </w:tc>
@@ -3342,7 +3342,7 @@
                 <w:sz w:val="19"/>
                 <w:szCs w:val="19"/>
               </w:rPr>
-              <w:t xml:space="preserve">Оценка 0–100 по ранним сигналам; уровни: низкий, средний, высокий</w:t>
+              <w:t xml:space="preserve">Оценка настроения сообщения: положительная, нейтральная, негативная (и число от −1 до 1)</w:t>
             </w:r>
           </w:p>
         </w:tc>
@@ -3380,7 +3380,7 @@
                 <w:sz w:val="19"/>
                 <w:szCs w:val="19"/>
               </w:rPr>
-              <w:t xml:space="preserve">Испытательный срок (ИС)</w:t>
+              <w:t xml:space="preserve">Индекс риска ухода</w:t>
             </w:r>
           </w:p>
         </w:tc>
@@ -3413,7 +3413,7 @@
                 <w:sz w:val="19"/>
                 <w:szCs w:val="19"/>
               </w:rPr>
-              <w:t xml:space="preserve">Период адаптации, по умолчанию 3 месяца</w:t>
+              <w:t xml:space="preserve">Оценка 0–100 по ранним сигналам; уровни: низкий, средний, высокий</w:t>
             </w:r>
           </w:p>
         </w:tc>
@@ -3450,6 +3450,76 @@
                 <w:sz w:val="19"/>
                 <w:szCs w:val="19"/>
               </w:rPr>
+              <w:t xml:space="preserve">Испытательный срок (ИС)</w:t>
+            </w:r>
+          </w:p>
+        </w:tc>
+        <w:tc>
+          <w:tcPr>
+            <w:tcW w:type="dxa" w:w="7038"/>
+            <w:tcBorders>
+              <w:top w:val="single" w:color="C9D6DD" w:sz="4"/>
+              <w:left w:val="single" w:color="C9D6DD" w:sz="4"/>
+              <w:bottom w:val="single" w:color="C9D6DD" w:sz="4"/>
+              <w:right w:val="single" w:color="C9D6DD" w:sz="4"/>
+            </w:tcBorders>
+            <w:tcMar>
+              <w:top w:type="dxa" w:w="70"/>
+              <w:left w:type="dxa" w:w="100"/>
+              <w:bottom w:type="dxa" w:w="70"/>
+              <w:right w:type="dxa" w:w="100"/>
+            </w:tcMar>
+            <w:vAlign w:val="top"/>
+          </w:tcPr>
+          <w:p>
+            <w:pPr>
+              <w:spacing w:after="40" w:line="252"/>
+            </w:pPr>
+            <w:r>
+              <w:rPr>
+                <w:b w:val="false"/>
+                <w:bCs w:val="false"/>
+                <w:sz w:val="19"/>
+                <w:szCs w:val="19"/>
+              </w:rPr>
+              <w:t xml:space="preserve">Период адаптации, по умолчанию 3 месяца</w:t>
+            </w:r>
+          </w:p>
+        </w:tc>
+      </w:tr>
+      <w:tr>
+        <w:trPr>
+          <w:cantSplit/>
+        </w:trPr>
+        <w:tc>
+          <w:tcPr>
+            <w:tcW w:type="dxa" w:w="2600"/>
+            <w:tcBorders>
+              <w:top w:val="single" w:color="C9D6DD" w:sz="4"/>
+              <w:left w:val="single" w:color="C9D6DD" w:sz="4"/>
+              <w:bottom w:val="single" w:color="C9D6DD" w:sz="4"/>
+              <w:right w:val="single" w:color="C9D6DD" w:sz="4"/>
+            </w:tcBorders>
+            <w:shd w:fill="EEF4F7" w:color="auto" w:val="clear"/>
+            <w:tcMar>
+              <w:top w:type="dxa" w:w="70"/>
+              <w:left w:type="dxa" w:w="100"/>
+              <w:bottom w:type="dxa" w:w="70"/>
+              <w:right w:type="dxa" w:w="100"/>
+            </w:tcMar>
+            <w:vAlign w:val="top"/>
+          </w:tcPr>
+          <w:p>
+            <w:pPr>
+              <w:spacing w:after="40" w:line="252"/>
+            </w:pPr>
+            <w:r>
+              <w:rPr>
+                <w:b/>
+                <w:bCs/>
+                <w:sz w:val="19"/>
+                <w:szCs w:val="19"/>
+              </w:rPr>
               <w:t xml:space="preserve">RBAC</w:t>
             </w:r>
           </w:p>
@@ -3463,6 +3533,7 @@
               <w:bottom w:val="single" w:color="C9D6DD" w:sz="4"/>
               <w:right w:val="single" w:color="C9D6DD" w:sz="4"/>
             </w:tcBorders>
+            <w:shd w:fill="EEF4F7" w:color="auto" w:val="clear"/>
             <w:tcMar>
               <w:top w:type="dxa" w:w="70"/>
               <w:left w:type="dxa" w:w="100"/>
@@ -4758,7 +4829,7 @@
                 <w:sz w:val="19"/>
                 <w:szCs w:val="19"/>
               </w:rPr>
-              <w:t xml:space="preserve">Сотрудники, обращения, аналитика</w:t>
+              <w:t xml:space="preserve">Сотрудники, обращения (в МАКС и в Панели), аналитика</w:t>
             </w:r>
           </w:p>
         </w:tc>
@@ -7933,7 +8004,7 @@
         <w:pStyle w:val="Heading2"/>
       </w:pPr>
       <w:r>
-        <w:t xml:space="preserve">P4. Обработка обращения к HR</w:t>
+        <w:t xml:space="preserve">P4. Обработка обращения к HR (прямо в МАКС)</w:t>
       </w:r>
     </w:p>
     <w:tbl>
@@ -8090,7 +8161,7 @@
                 <w:sz w:val="19"/>
                 <w:szCs w:val="19"/>
               </w:rPr>
-              <w:t xml:space="preserve">Сложный вопрос получает человеческий ответ</w:t>
+              <w:t xml:space="preserve">Сложный вопрос получает человеческий ответ в том же чате, без захода в Панель</w:t>
             </w:r>
           </w:p>
         </w:tc>
@@ -8230,7 +8301,7 @@
                 <w:sz w:val="19"/>
                 <w:szCs w:val="19"/>
               </w:rPr>
-              <w:t xml:space="preserve">Сотрудник, HR-специалист</w:t>
+              <w:t xml:space="preserve">Сотрудник, HR-специалист (получатель обращений)</w:t>
             </w:r>
           </w:p>
         </w:tc>
@@ -8264,7 +8335,7 @@
         <w:spacing w:after="60" w:line="276"/>
       </w:pPr>
       <w:r>
-        <w:t xml:space="preserve">В разделе «Эскалации» появляется обращение со статусом «Открыто»; HR фильтрует по статусу, площадке, типу, ищет по тексту.</w:t>
+        <w:t xml:space="preserve">Каждый получатель обращений получает в МАКС сообщение «Новое обращение №…»: сотрудник, площадка, причина, текст вопроса и кнопки «Ответить», «Взять в работу», «Закрыть обращение». Обращение одновременно появляется в разделе «Эскалации» со статусом «Открыто».</w:t>
       </w:r>
     </w:p>
     <w:p>
@@ -8277,7 +8348,7 @@
         <w:spacing w:after="60" w:line="276"/>
       </w:pPr>
       <w:r>
-        <w:t xml:space="preserve">HR открывает обращение, читает весь диалог сотрудника, при необходимости меняет статус на «В работе».</w:t>
+        <w:t xml:space="preserve">HR нажимает «Ответить» (или «Взять в работу») и пишет ответ одним сообщением — бот отправляет его сотруднику в тот же чат («Ответ HR-специалиста»). Обращение переходит «в работу», HR становится ведущим.</w:t>
       </w:r>
     </w:p>
     <w:p>
@@ -8290,7 +8361,7 @@
         <w:spacing w:after="60" w:line="276"/>
       </w:pPr>
       <w:r>
-        <w:t xml:space="preserve">HR пишет ответ — бот отправляет его сотруднику в МАКС («Ответ HR-специалиста»).</w:t>
+        <w:t xml:space="preserve">Пока HR ведёт диалог, бот на свободные вопросы сотрудника не отвечает, а пересылает их ведущему HR с кнопками; новые вопросы по тому же обращению приходят как «Дополнение».</w:t>
       </w:r>
     </w:p>
     <w:p>
@@ -8303,7 +8374,7 @@
         <w:spacing w:after="60" w:line="276"/>
       </w:pPr>
       <w:r>
-        <w:t xml:space="preserve">HR закрывает обращение (статус «Решено»).</w:t>
+        <w:t xml:space="preserve">HR нажимает «Закрыть обращение» (статус «Решено») — бот снова отвечает сотруднику сам. То же можно сделать в Панели: она показывает диалог целиком и тоже отправляет ответы.</w:t>
       </w:r>
     </w:p>
     <w:p>
@@ -8318,7 +8389,7 @@
         <w:t xml:space="preserve">Результат:</w:t>
       </w:r>
       <w:r>
-        <w:t xml:space="preserve"> сотрудник получил ответ человека в МАКС, обращение закрыто, действие записано в журнал.</w:t>
+        <w:t xml:space="preserve"> сотрудник получил ответ человека в том же чате МАКС, обращение закрыто, действие записано в журнал.</w:t>
       </w:r>
     </w:p>
     <w:p>
@@ -15139,6 +15210,416 @@
                 <w:szCs w:val="19"/>
               </w:rPr>
               <w:t xml:space="preserve">Закрытие обращения кнопкой «Закрыть обращение».</w:t>
+            </w:r>
+          </w:p>
+        </w:tc>
+        <w:tc>
+          <w:tcPr>
+            <w:tcW w:type="dxa" w:w="1500"/>
+            <w:tcBorders>
+              <w:top w:val="single" w:color="C9D6DD" w:sz="4"/>
+              <w:left w:val="single" w:color="C9D6DD" w:sz="4"/>
+              <w:bottom w:val="single" w:color="C9D6DD" w:sz="4"/>
+              <w:right w:val="single" w:color="C9D6DD" w:sz="4"/>
+            </w:tcBorders>
+            <w:shd w:fill="EEF4F7" w:color="auto" w:val="clear"/>
+            <w:tcMar>
+              <w:top w:type="dxa" w:w="70"/>
+              <w:left w:type="dxa" w:w="100"/>
+              <w:bottom w:type="dxa" w:w="70"/>
+              <w:right w:type="dxa" w:w="100"/>
+            </w:tcMar>
+            <w:vAlign w:val="top"/>
+          </w:tcPr>
+          <w:p>
+            <w:pPr>
+              <w:spacing w:after="40" w:line="252"/>
+            </w:pPr>
+            <w:r>
+              <w:rPr>
+                <w:b w:val="false"/>
+                <w:bCs w:val="false"/>
+                <w:sz w:val="19"/>
+                <w:szCs w:val="19"/>
+              </w:rPr>
+              <w:t xml:space="preserve">Реализовано</w:t>
+            </w:r>
+          </w:p>
+        </w:tc>
+      </w:tr>
+      <w:tr>
+        <w:trPr>
+          <w:cantSplit/>
+        </w:trPr>
+        <w:tc>
+          <w:tcPr>
+            <w:tcW w:type="dxa" w:w="1300"/>
+            <w:tcBorders>
+              <w:top w:val="single" w:color="C9D6DD" w:sz="4"/>
+              <w:left w:val="single" w:color="C9D6DD" w:sz="4"/>
+              <w:bottom w:val="single" w:color="C9D6DD" w:sz="4"/>
+              <w:right w:val="single" w:color="C9D6DD" w:sz="4"/>
+            </w:tcBorders>
+            <w:tcMar>
+              <w:top w:type="dxa" w:w="70"/>
+              <w:left w:type="dxa" w:w="100"/>
+              <w:bottom w:type="dxa" w:w="70"/>
+              <w:right w:type="dxa" w:w="100"/>
+            </w:tcMar>
+            <w:vAlign w:val="top"/>
+          </w:tcPr>
+          <w:p>
+            <w:pPr>
+              <w:spacing w:after="40" w:line="252"/>
+            </w:pPr>
+            <w:r>
+              <w:rPr>
+                <w:b/>
+                <w:bCs/>
+                <w:sz w:val="19"/>
+                <w:szCs w:val="19"/>
+              </w:rPr>
+              <w:t xml:space="preserve">FR-ESC-07</w:t>
+            </w:r>
+          </w:p>
+        </w:tc>
+        <w:tc>
+          <w:tcPr>
+            <w:tcW w:type="dxa" w:w="6838"/>
+            <w:tcBorders>
+              <w:top w:val="single" w:color="C9D6DD" w:sz="4"/>
+              <w:left w:val="single" w:color="C9D6DD" w:sz="4"/>
+              <w:bottom w:val="single" w:color="C9D6DD" w:sz="4"/>
+              <w:right w:val="single" w:color="C9D6DD" w:sz="4"/>
+            </w:tcBorders>
+            <w:tcMar>
+              <w:top w:type="dxa" w:w="70"/>
+              <w:left w:type="dxa" w:w="100"/>
+              <w:bottom w:type="dxa" w:w="70"/>
+              <w:right w:type="dxa" w:w="100"/>
+            </w:tcMar>
+            <w:vAlign w:val="top"/>
+          </w:tcPr>
+          <w:p>
+            <w:pPr>
+              <w:spacing w:after="40" w:line="252"/>
+            </w:pPr>
+            <w:r>
+              <w:rPr>
+                <w:b w:val="false"/>
+                <w:bCs w:val="false"/>
+                <w:sz w:val="19"/>
+                <w:szCs w:val="19"/>
+              </w:rPr>
+              <w:t xml:space="preserve">Уведомление HR в МАКС: о новом обращении получатели получают сообщение с причиной, сотрудником, площадкой, текстом вопроса и кнопками «Ответить», «Взять в работу», «Закрыть обращение»; недоставленное уведомление (получатель не нажимал «Начать» у бота) не мешает работе.</w:t>
+            </w:r>
+          </w:p>
+        </w:tc>
+        <w:tc>
+          <w:tcPr>
+            <w:tcW w:type="dxa" w:w="1500"/>
+            <w:tcBorders>
+              <w:top w:val="single" w:color="C9D6DD" w:sz="4"/>
+              <w:left w:val="single" w:color="C9D6DD" w:sz="4"/>
+              <w:bottom w:val="single" w:color="C9D6DD" w:sz="4"/>
+              <w:right w:val="single" w:color="C9D6DD" w:sz="4"/>
+            </w:tcBorders>
+            <w:tcMar>
+              <w:top w:type="dxa" w:w="70"/>
+              <w:left w:type="dxa" w:w="100"/>
+              <w:bottom w:type="dxa" w:w="70"/>
+              <w:right w:type="dxa" w:w="100"/>
+            </w:tcMar>
+            <w:vAlign w:val="top"/>
+          </w:tcPr>
+          <w:p>
+            <w:pPr>
+              <w:spacing w:after="40" w:line="252"/>
+            </w:pPr>
+            <w:r>
+              <w:rPr>
+                <w:b w:val="false"/>
+                <w:bCs w:val="false"/>
+                <w:sz w:val="19"/>
+                <w:szCs w:val="19"/>
+              </w:rPr>
+              <w:t xml:space="preserve">Реализовано</w:t>
+            </w:r>
+          </w:p>
+        </w:tc>
+      </w:tr>
+      <w:tr>
+        <w:trPr>
+          <w:cantSplit/>
+        </w:trPr>
+        <w:tc>
+          <w:tcPr>
+            <w:tcW w:type="dxa" w:w="1300"/>
+            <w:tcBorders>
+              <w:top w:val="single" w:color="C9D6DD" w:sz="4"/>
+              <w:left w:val="single" w:color="C9D6DD" w:sz="4"/>
+              <w:bottom w:val="single" w:color="C9D6DD" w:sz="4"/>
+              <w:right w:val="single" w:color="C9D6DD" w:sz="4"/>
+            </w:tcBorders>
+            <w:shd w:fill="EEF4F7" w:color="auto" w:val="clear"/>
+            <w:tcMar>
+              <w:top w:type="dxa" w:w="70"/>
+              <w:left w:type="dxa" w:w="100"/>
+              <w:bottom w:type="dxa" w:w="70"/>
+              <w:right w:type="dxa" w:w="100"/>
+            </w:tcMar>
+            <w:vAlign w:val="top"/>
+          </w:tcPr>
+          <w:p>
+            <w:pPr>
+              <w:spacing w:after="40" w:line="252"/>
+            </w:pPr>
+            <w:r>
+              <w:rPr>
+                <w:b/>
+                <w:bCs/>
+                <w:sz w:val="19"/>
+                <w:szCs w:val="19"/>
+              </w:rPr>
+              <w:t xml:space="preserve">FR-ESC-08</w:t>
+            </w:r>
+          </w:p>
+        </w:tc>
+        <w:tc>
+          <w:tcPr>
+            <w:tcW w:type="dxa" w:w="6838"/>
+            <w:tcBorders>
+              <w:top w:val="single" w:color="C9D6DD" w:sz="4"/>
+              <w:left w:val="single" w:color="C9D6DD" w:sz="4"/>
+              <w:bottom w:val="single" w:color="C9D6DD" w:sz="4"/>
+              <w:right w:val="single" w:color="C9D6DD" w:sz="4"/>
+            </w:tcBorders>
+            <w:shd w:fill="EEF4F7" w:color="auto" w:val="clear"/>
+            <w:tcMar>
+              <w:top w:type="dxa" w:w="70"/>
+              <w:left w:type="dxa" w:w="100"/>
+              <w:bottom w:type="dxa" w:w="70"/>
+              <w:right w:type="dxa" w:w="100"/>
+            </w:tcMar>
+            <w:vAlign w:val="top"/>
+          </w:tcPr>
+          <w:p>
+            <w:pPr>
+              <w:spacing w:after="40" w:line="252"/>
+            </w:pPr>
+            <w:r>
+              <w:rPr>
+                <w:b w:val="false"/>
+                <w:bCs w:val="false"/>
+                <w:sz w:val="19"/>
+                <w:szCs w:val="19"/>
+              </w:rPr>
+              <w:t xml:space="preserve">Ответ из МАКС: HR нажимает «Ответить» и пишет текст — он отправляется сотруднику в тот же чат и попадает в историю диалога; HR получает подтверждение (или сообщение о сбое доставки). Кнопки доступны только получателям; уведомление после нажатия не удаляется.</w:t>
+            </w:r>
+          </w:p>
+        </w:tc>
+        <w:tc>
+          <w:tcPr>
+            <w:tcW w:type="dxa" w:w="1500"/>
+            <w:tcBorders>
+              <w:top w:val="single" w:color="C9D6DD" w:sz="4"/>
+              <w:left w:val="single" w:color="C9D6DD" w:sz="4"/>
+              <w:bottom w:val="single" w:color="C9D6DD" w:sz="4"/>
+              <w:right w:val="single" w:color="C9D6DD" w:sz="4"/>
+            </w:tcBorders>
+            <w:shd w:fill="EEF4F7" w:color="auto" w:val="clear"/>
+            <w:tcMar>
+              <w:top w:type="dxa" w:w="70"/>
+              <w:left w:type="dxa" w:w="100"/>
+              <w:bottom w:type="dxa" w:w="70"/>
+              <w:right w:type="dxa" w:w="100"/>
+            </w:tcMar>
+            <w:vAlign w:val="top"/>
+          </w:tcPr>
+          <w:p>
+            <w:pPr>
+              <w:spacing w:after="40" w:line="252"/>
+            </w:pPr>
+            <w:r>
+              <w:rPr>
+                <w:b w:val="false"/>
+                <w:bCs w:val="false"/>
+                <w:sz w:val="19"/>
+                <w:szCs w:val="19"/>
+              </w:rPr>
+              <w:t xml:space="preserve">Реализовано</w:t>
+            </w:r>
+          </w:p>
+        </w:tc>
+      </w:tr>
+      <w:tr>
+        <w:trPr>
+          <w:cantSplit/>
+        </w:trPr>
+        <w:tc>
+          <w:tcPr>
+            <w:tcW w:type="dxa" w:w="1300"/>
+            <w:tcBorders>
+              <w:top w:val="single" w:color="C9D6DD" w:sz="4"/>
+              <w:left w:val="single" w:color="C9D6DD" w:sz="4"/>
+              <w:bottom w:val="single" w:color="C9D6DD" w:sz="4"/>
+              <w:right w:val="single" w:color="C9D6DD" w:sz="4"/>
+            </w:tcBorders>
+            <w:tcMar>
+              <w:top w:type="dxa" w:w="70"/>
+              <w:left w:type="dxa" w:w="100"/>
+              <w:bottom w:type="dxa" w:w="70"/>
+              <w:right w:type="dxa" w:w="100"/>
+            </w:tcMar>
+            <w:vAlign w:val="top"/>
+          </w:tcPr>
+          <w:p>
+            <w:pPr>
+              <w:spacing w:after="40" w:line="252"/>
+            </w:pPr>
+            <w:r>
+              <w:rPr>
+                <w:b/>
+                <w:bCs/>
+                <w:sz w:val="19"/>
+                <w:szCs w:val="19"/>
+              </w:rPr>
+              <w:t xml:space="preserve">FR-ESC-09</w:t>
+            </w:r>
+          </w:p>
+        </w:tc>
+        <w:tc>
+          <w:tcPr>
+            <w:tcW w:type="dxa" w:w="6838"/>
+            <w:tcBorders>
+              <w:top w:val="single" w:color="C9D6DD" w:sz="4"/>
+              <w:left w:val="single" w:color="C9D6DD" w:sz="4"/>
+              <w:bottom w:val="single" w:color="C9D6DD" w:sz="4"/>
+              <w:right w:val="single" w:color="C9D6DD" w:sz="4"/>
+            </w:tcBorders>
+            <w:tcMar>
+              <w:top w:type="dxa" w:w="70"/>
+              <w:left w:type="dxa" w:w="100"/>
+              <w:bottom w:type="dxa" w:w="70"/>
+              <w:right w:type="dxa" w:w="100"/>
+            </w:tcMar>
+            <w:vAlign w:val="top"/>
+          </w:tcPr>
+          <w:p>
+            <w:pPr>
+              <w:spacing w:after="40" w:line="252"/>
+            </w:pPr>
+            <w:r>
+              <w:rPr>
+                <w:b w:val="false"/>
+                <w:bCs w:val="false"/>
+                <w:sz w:val="19"/>
+                <w:szCs w:val="19"/>
+              </w:rPr>
+              <w:t xml:space="preserve">Передача диалога: пока обращение «в работе» и HR писал сотруднику в течение последних 12 часов, бот не отвечает на его свободные вопросы, а пересылает их ведущему HR (если ведущего нет — всем получателям); ответы на опросы, кнопки и команды работают как обычно.</w:t>
+            </w:r>
+          </w:p>
+        </w:tc>
+        <w:tc>
+          <w:tcPr>
+            <w:tcW w:type="dxa" w:w="1500"/>
+            <w:tcBorders>
+              <w:top w:val="single" w:color="C9D6DD" w:sz="4"/>
+              <w:left w:val="single" w:color="C9D6DD" w:sz="4"/>
+              <w:bottom w:val="single" w:color="C9D6DD" w:sz="4"/>
+              <w:right w:val="single" w:color="C9D6DD" w:sz="4"/>
+            </w:tcBorders>
+            <w:tcMar>
+              <w:top w:type="dxa" w:w="70"/>
+              <w:left w:type="dxa" w:w="100"/>
+              <w:bottom w:type="dxa" w:w="70"/>
+              <w:right w:type="dxa" w:w="100"/>
+            </w:tcMar>
+            <w:vAlign w:val="top"/>
+          </w:tcPr>
+          <w:p>
+            <w:pPr>
+              <w:spacing w:after="40" w:line="252"/>
+            </w:pPr>
+            <w:r>
+              <w:rPr>
+                <w:b w:val="false"/>
+                <w:bCs w:val="false"/>
+                <w:sz w:val="19"/>
+                <w:szCs w:val="19"/>
+              </w:rPr>
+              <w:t xml:space="preserve">Реализовано</w:t>
+            </w:r>
+          </w:p>
+        </w:tc>
+      </w:tr>
+      <w:tr>
+        <w:trPr>
+          <w:cantSplit/>
+        </w:trPr>
+        <w:tc>
+          <w:tcPr>
+            <w:tcW w:type="dxa" w:w="1300"/>
+            <w:tcBorders>
+              <w:top w:val="single" w:color="C9D6DD" w:sz="4"/>
+              <w:left w:val="single" w:color="C9D6DD" w:sz="4"/>
+              <w:bottom w:val="single" w:color="C9D6DD" w:sz="4"/>
+              <w:right w:val="single" w:color="C9D6DD" w:sz="4"/>
+            </w:tcBorders>
+            <w:shd w:fill="EEF4F7" w:color="auto" w:val="clear"/>
+            <w:tcMar>
+              <w:top w:type="dxa" w:w="70"/>
+              <w:left w:type="dxa" w:w="100"/>
+              <w:bottom w:type="dxa" w:w="70"/>
+              <w:right w:type="dxa" w:w="100"/>
+            </w:tcMar>
+            <w:vAlign w:val="top"/>
+          </w:tcPr>
+          <w:p>
+            <w:pPr>
+              <w:spacing w:after="40" w:line="252"/>
+            </w:pPr>
+            <w:r>
+              <w:rPr>
+                <w:b/>
+                <w:bCs/>
+                <w:sz w:val="19"/>
+                <w:szCs w:val="19"/>
+              </w:rPr>
+              <w:t xml:space="preserve">FR-ESC-10</w:t>
+            </w:r>
+          </w:p>
+        </w:tc>
+        <w:tc>
+          <w:tcPr>
+            <w:tcW w:type="dxa" w:w="6838"/>
+            <w:tcBorders>
+              <w:top w:val="single" w:color="C9D6DD" w:sz="4"/>
+              <w:left w:val="single" w:color="C9D6DD" w:sz="4"/>
+              <w:bottom w:val="single" w:color="C9D6DD" w:sz="4"/>
+              <w:right w:val="single" w:color="C9D6DD" w:sz="4"/>
+            </w:tcBorders>
+            <w:shd w:fill="EEF4F7" w:color="auto" w:val="clear"/>
+            <w:tcMar>
+              <w:top w:type="dxa" w:w="70"/>
+              <w:left w:type="dxa" w:w="100"/>
+              <w:bottom w:type="dxa" w:w="70"/>
+              <w:right w:type="dxa" w:w="100"/>
+            </w:tcMar>
+            <w:vAlign w:val="top"/>
+          </w:tcPr>
+          <w:p>
+            <w:pPr>
+              <w:spacing w:after="40" w:line="252"/>
+            </w:pPr>
+            <w:r>
+              <w:rPr>
+                <w:b w:val="false"/>
+                <w:bCs w:val="false"/>
+                <w:sz w:val="19"/>
+                <w:szCs w:val="19"/>
+              </w:rPr>
+              <w:t xml:space="preserve">Настройка получателей в Панели («Эскалации» → «Обращения HR прямо в МАКС»): MAX ID через запятую (до 20), кнопка «Отправить тест» показывает, кому уведомление не доставлено; дополнительные получатели можно задать на сервере (HR_MAX_IDS). Команда /myid показывает любому пользователю его MAX ID.</w:t>
             </w:r>
           </w:p>
         </w:tc>
@@ -16867,7 +17348,7 @@
         <w:t xml:space="preserve">hr-специалист</w:t>
       </w:r>
       <w:r>
-        <w:t xml:space="preserve">, я хочу ответить сотруднику, которому нужна помощь, из Панели, чтобы он получил ответ в привычном мессенджере.</w:t>
+        <w:t xml:space="preserve">, я хочу получать обращения и отвечать сотрудникам прямо в МАКС, чтобы не заходить в Панель и отвечать в привычном мессенджере.</w:t>
       </w:r>
     </w:p>
     <w:p>
@@ -16893,7 +17374,7 @@
         <w:spacing w:after="60" w:line="276"/>
       </w:pPr>
       <w:r>
-        <w:t xml:space="preserve">Обращение видно в разделе «Эскалации» с полным диалогом.</w:t>
+        <w:t xml:space="preserve">Новое обращение приходит в МАКС с кнопками «Ответить», «Взять в работу», «Закрыть обращение».</w:t>
       </w:r>
     </w:p>
     <w:p>
@@ -16906,7 +17387,7 @@
         <w:spacing w:after="60" w:line="276"/>
       </w:pPr>
       <w:r>
-        <w:t xml:space="preserve">Ответ уходит в МАКС и появляется в диалоге.</w:t>
+        <w:t xml:space="preserve">Ответ, написанный после «Ответить», появляется у сотрудника в том же чате и в диалоге в Панели.</w:t>
       </w:r>
     </w:p>
     <w:p>
@@ -16919,7 +17400,7 @@
         <w:spacing w:after="60" w:line="276"/>
       </w:pPr>
       <w:r>
-        <w:t xml:space="preserve">Обращение можно закрыть; статус меняется на «Решено».</w:t>
+        <w:t xml:space="preserve">Пока HR ведёт диалог, бот молчит, а сообщения сотрудника приходят HR; после закрытия бот снова отвечает.</w:t>
       </w:r>
     </w:p>
     <w:p>
@@ -18890,6 +19371,286 @@
           </w:p>
         </w:tc>
       </w:tr>
+      <w:tr>
+        <w:trPr>
+          <w:cantSplit/>
+        </w:trPr>
+        <w:tc>
+          <w:tcPr>
+            <w:tcW w:type="dxa" w:w="1100"/>
+            <w:tcBorders>
+              <w:top w:val="single" w:color="C9D6DD" w:sz="4"/>
+              <w:left w:val="single" w:color="C9D6DD" w:sz="4"/>
+              <w:bottom w:val="single" w:color="C9D6DD" w:sz="4"/>
+              <w:right w:val="single" w:color="C9D6DD" w:sz="4"/>
+            </w:tcBorders>
+            <w:shd w:fill="EEF4F7" w:color="auto" w:val="clear"/>
+            <w:tcMar>
+              <w:top w:type="dxa" w:w="70"/>
+              <w:left w:type="dxa" w:w="100"/>
+              <w:bottom w:type="dxa" w:w="70"/>
+              <w:right w:type="dxa" w:w="100"/>
+            </w:tcMar>
+            <w:vAlign w:val="top"/>
+          </w:tcPr>
+          <w:p>
+            <w:pPr>
+              <w:spacing w:after="40" w:line="252"/>
+            </w:pPr>
+            <w:r>
+              <w:rPr>
+                <w:b/>
+                <w:bCs/>
+                <w:sz w:val="19"/>
+                <w:szCs w:val="19"/>
+              </w:rPr>
+              <w:t xml:space="preserve">BR-22</w:t>
+            </w:r>
+          </w:p>
+        </w:tc>
+        <w:tc>
+          <w:tcPr>
+            <w:tcW w:type="dxa" w:w="8538"/>
+            <w:tcBorders>
+              <w:top w:val="single" w:color="C9D6DD" w:sz="4"/>
+              <w:left w:val="single" w:color="C9D6DD" w:sz="4"/>
+              <w:bottom w:val="single" w:color="C9D6DD" w:sz="4"/>
+              <w:right w:val="single" w:color="C9D6DD" w:sz="4"/>
+            </w:tcBorders>
+            <w:shd w:fill="EEF4F7" w:color="auto" w:val="clear"/>
+            <w:tcMar>
+              <w:top w:type="dxa" w:w="70"/>
+              <w:left w:type="dxa" w:w="100"/>
+              <w:bottom w:type="dxa" w:w="70"/>
+              <w:right w:type="dxa" w:w="100"/>
+            </w:tcMar>
+            <w:vAlign w:val="top"/>
+          </w:tcPr>
+          <w:p>
+            <w:pPr>
+              <w:spacing w:after="40" w:line="252"/>
+            </w:pPr>
+            <w:r>
+              <w:rPr>
+                <w:b w:val="false"/>
+                <w:bCs w:val="false"/>
+                <w:sz w:val="19"/>
+                <w:szCs w:val="19"/>
+              </w:rPr>
+              <w:t xml:space="preserve">Обращения приходят получателям (HR) в МАКС сразу при создании; повторные вопросы в обращении, которое никто не взял, новыми уведомлениями не рассылаются, а в обращении «в работе» приходят ведущему как «Дополнение».</w:t>
+            </w:r>
+          </w:p>
+        </w:tc>
+      </w:tr>
+      <w:tr>
+        <w:trPr>
+          <w:cantSplit/>
+        </w:trPr>
+        <w:tc>
+          <w:tcPr>
+            <w:tcW w:type="dxa" w:w="1100"/>
+            <w:tcBorders>
+              <w:top w:val="single" w:color="C9D6DD" w:sz="4"/>
+              <w:left w:val="single" w:color="C9D6DD" w:sz="4"/>
+              <w:bottom w:val="single" w:color="C9D6DD" w:sz="4"/>
+              <w:right w:val="single" w:color="C9D6DD" w:sz="4"/>
+            </w:tcBorders>
+            <w:tcMar>
+              <w:top w:type="dxa" w:w="70"/>
+              <w:left w:type="dxa" w:w="100"/>
+              <w:bottom w:type="dxa" w:w="70"/>
+              <w:right w:type="dxa" w:w="100"/>
+            </w:tcMar>
+            <w:vAlign w:val="top"/>
+          </w:tcPr>
+          <w:p>
+            <w:pPr>
+              <w:spacing w:after="40" w:line="252"/>
+            </w:pPr>
+            <w:r>
+              <w:rPr>
+                <w:b/>
+                <w:bCs/>
+                <w:sz w:val="19"/>
+                <w:szCs w:val="19"/>
+              </w:rPr>
+              <w:t xml:space="preserve">BR-23</w:t>
+            </w:r>
+          </w:p>
+        </w:tc>
+        <w:tc>
+          <w:tcPr>
+            <w:tcW w:type="dxa" w:w="8538"/>
+            <w:tcBorders>
+              <w:top w:val="single" w:color="C9D6DD" w:sz="4"/>
+              <w:left w:val="single" w:color="C9D6DD" w:sz="4"/>
+              <w:bottom w:val="single" w:color="C9D6DD" w:sz="4"/>
+              <w:right w:val="single" w:color="C9D6DD" w:sz="4"/>
+            </w:tcBorders>
+            <w:tcMar>
+              <w:top w:type="dxa" w:w="70"/>
+              <w:left w:type="dxa" w:w="100"/>
+              <w:bottom w:type="dxa" w:w="70"/>
+              <w:right w:type="dxa" w:w="100"/>
+            </w:tcMar>
+            <w:vAlign w:val="top"/>
+          </w:tcPr>
+          <w:p>
+            <w:pPr>
+              <w:spacing w:after="40" w:line="252"/>
+            </w:pPr>
+            <w:r>
+              <w:rPr>
+                <w:b w:val="false"/>
+                <w:bCs w:val="false"/>
+                <w:sz w:val="19"/>
+                <w:szCs w:val="19"/>
+              </w:rPr>
+              <w:t xml:space="preserve">Бот не отвечает на свободные вопросы сотрудника, пока обращение «в работе» и HR писал ему в последние 12 часов; сообщения пересылаются HR. Закрытое обращение или молчание HR дольше 12 часов возвращают ответы бота.</w:t>
+            </w:r>
+          </w:p>
+        </w:tc>
+      </w:tr>
+      <w:tr>
+        <w:trPr>
+          <w:cantSplit/>
+        </w:trPr>
+        <w:tc>
+          <w:tcPr>
+            <w:tcW w:type="dxa" w:w="1100"/>
+            <w:tcBorders>
+              <w:top w:val="single" w:color="C9D6DD" w:sz="4"/>
+              <w:left w:val="single" w:color="C9D6DD" w:sz="4"/>
+              <w:bottom w:val="single" w:color="C9D6DD" w:sz="4"/>
+              <w:right w:val="single" w:color="C9D6DD" w:sz="4"/>
+            </w:tcBorders>
+            <w:shd w:fill="EEF4F7" w:color="auto" w:val="clear"/>
+            <w:tcMar>
+              <w:top w:type="dxa" w:w="70"/>
+              <w:left w:type="dxa" w:w="100"/>
+              <w:bottom w:type="dxa" w:w="70"/>
+              <w:right w:type="dxa" w:w="100"/>
+            </w:tcMar>
+            <w:vAlign w:val="top"/>
+          </w:tcPr>
+          <w:p>
+            <w:pPr>
+              <w:spacing w:after="40" w:line="252"/>
+            </w:pPr>
+            <w:r>
+              <w:rPr>
+                <w:b/>
+                <w:bCs/>
+                <w:sz w:val="19"/>
+                <w:szCs w:val="19"/>
+              </w:rPr>
+              <w:t xml:space="preserve">BR-24</w:t>
+            </w:r>
+          </w:p>
+        </w:tc>
+        <w:tc>
+          <w:tcPr>
+            <w:tcW w:type="dxa" w:w="8538"/>
+            <w:tcBorders>
+              <w:top w:val="single" w:color="C9D6DD" w:sz="4"/>
+              <w:left w:val="single" w:color="C9D6DD" w:sz="4"/>
+              <w:bottom w:val="single" w:color="C9D6DD" w:sz="4"/>
+              <w:right w:val="single" w:color="C9D6DD" w:sz="4"/>
+            </w:tcBorders>
+            <w:shd w:fill="EEF4F7" w:color="auto" w:val="clear"/>
+            <w:tcMar>
+              <w:top w:type="dxa" w:w="70"/>
+              <w:left w:type="dxa" w:w="100"/>
+              <w:bottom w:type="dxa" w:w="70"/>
+              <w:right w:type="dxa" w:w="100"/>
+            </w:tcMar>
+            <w:vAlign w:val="top"/>
+          </w:tcPr>
+          <w:p>
+            <w:pPr>
+              <w:spacing w:after="40" w:line="252"/>
+            </w:pPr>
+            <w:r>
+              <w:rPr>
+                <w:b w:val="false"/>
+                <w:bCs w:val="false"/>
+                <w:sz w:val="19"/>
+                <w:szCs w:val="19"/>
+              </w:rPr>
+              <w:t xml:space="preserve">Кнопки обращений («Ответить», «Взять в работу», «Закрыть») действуют только для получателей, указанных в Панели или в HR_MAX_IDS; для остальных они не срабатывают.</w:t>
+            </w:r>
+          </w:p>
+        </w:tc>
+      </w:tr>
+      <w:tr>
+        <w:trPr>
+          <w:cantSplit/>
+        </w:trPr>
+        <w:tc>
+          <w:tcPr>
+            <w:tcW w:type="dxa" w:w="1100"/>
+            <w:tcBorders>
+              <w:top w:val="single" w:color="C9D6DD" w:sz="4"/>
+              <w:left w:val="single" w:color="C9D6DD" w:sz="4"/>
+              <w:bottom w:val="single" w:color="C9D6DD" w:sz="4"/>
+              <w:right w:val="single" w:color="C9D6DD" w:sz="4"/>
+            </w:tcBorders>
+            <w:tcMar>
+              <w:top w:type="dxa" w:w="70"/>
+              <w:left w:type="dxa" w:w="100"/>
+              <w:bottom w:type="dxa" w:w="70"/>
+              <w:right w:type="dxa" w:w="100"/>
+            </w:tcMar>
+            <w:vAlign w:val="top"/>
+          </w:tcPr>
+          <w:p>
+            <w:pPr>
+              <w:spacing w:after="40" w:line="252"/>
+            </w:pPr>
+            <w:r>
+              <w:rPr>
+                <w:b/>
+                <w:bCs/>
+                <w:sz w:val="19"/>
+                <w:szCs w:val="19"/>
+              </w:rPr>
+              <w:t xml:space="preserve">BR-25</w:t>
+            </w:r>
+          </w:p>
+        </w:tc>
+        <w:tc>
+          <w:tcPr>
+            <w:tcW w:type="dxa" w:w="8538"/>
+            <w:tcBorders>
+              <w:top w:val="single" w:color="C9D6DD" w:sz="4"/>
+              <w:left w:val="single" w:color="C9D6DD" w:sz="4"/>
+              <w:bottom w:val="single" w:color="C9D6DD" w:sz="4"/>
+              <w:right w:val="single" w:color="C9D6DD" w:sz="4"/>
+            </w:tcBorders>
+            <w:tcMar>
+              <w:top w:type="dxa" w:w="70"/>
+              <w:left w:type="dxa" w:w="100"/>
+              <w:bottom w:type="dxa" w:w="70"/>
+              <w:right w:type="dxa" w:w="100"/>
+            </w:tcMar>
+            <w:vAlign w:val="top"/>
+          </w:tcPr>
+          <w:p>
+            <w:pPr>
+              <w:spacing w:after="40" w:line="252"/>
+            </w:pPr>
+            <w:r>
+              <w:rPr>
+                <w:b w:val="false"/>
+                <w:bCs w:val="false"/>
+                <w:sz w:val="19"/>
+                <w:szCs w:val="19"/>
+              </w:rPr>
+              <w:t xml:space="preserve">Поиск по базе знаний выполняется для каждого сообщения сотрудника, кроме приветствий, благодарностей и коротких реплик («спасибо», «ок»). Если ничего подходящего не найдено, ответ модели «из головы» в чат не отправляется, а вопрос передаётся HR. Разговор не про работу и адаптацию (сериалы, погода) HR не касается.</w:t>
+            </w:r>
+          </w:p>
+        </w:tc>
+      </w:tr>
     </w:tbl>
     <w:p>
       <w:pPr>
@@ -23339,7 +24100,7 @@
                 <w:sz w:val="19"/>
                 <w:szCs w:val="19"/>
               </w:rPr>
-              <w:t xml:space="preserve">Пользователь, текст (все склеенные вопросы), тип, источник, статус (открыто / в работе / решено), число повторов, время</w:t>
+              <w:t xml:space="preserve">Пользователь, текст (все склеенные вопросы), тип, источник, статус (открыто / в работе / решено), число повторов, ведущий HR, время</w:t>
             </w:r>
           </w:p>
         </w:tc>
@@ -25894,7 +26655,7 @@
                 <w:sz w:val="19"/>
                 <w:szCs w:val="19"/>
               </w:rPr>
-              <w:t xml:space="preserve">320 автоматических тестов по четырём сервисам на настоящем PostgreSQL (покрытие строк 100%, ветвей 99%); линтер и анализ безопасности в CI; оценочный набор для RAG (29 контрольных вопросов) показывает долю верных ответов и подбирает порог; ранбук ручного и автономного тестирования</w:t>
+              <w:t xml:space="preserve">340 автоматических тестов по четырём сервисам на настоящем PostgreSQL (покрытие строк 100%, ветвей 99%); линтер и анализ безопасности в CI; оценочный набор для RAG (29 контрольных вопросов) показывает долю верных ответов и подбирает порог; ранбук ручного и автономного тестирования</w:t>
             </w:r>
           </w:p>
         </w:tc>
@@ -27090,6 +27851,199 @@
                 <w:sz w:val="19"/>
                 <w:szCs w:val="19"/>
               </w:rPr>
+              <w:t xml:space="preserve">HR не получает уведомления (не нажал «Начать» у бота, указан неверный ID)</w:t>
+            </w:r>
+          </w:p>
+        </w:tc>
+        <w:tc>
+          <w:tcPr>
+            <w:tcW w:type="dxa" w:w="2200"/>
+            <w:tcBorders>
+              <w:top w:val="single" w:color="C9D6DD" w:sz="4"/>
+              <w:left w:val="single" w:color="C9D6DD" w:sz="4"/>
+              <w:bottom w:val="single" w:color="C9D6DD" w:sz="4"/>
+              <w:right w:val="single" w:color="C9D6DD" w:sz="4"/>
+            </w:tcBorders>
+            <w:tcMar>
+              <w:top w:type="dxa" w:w="70"/>
+              <w:left w:type="dxa" w:w="100"/>
+              <w:bottom w:type="dxa" w:w="70"/>
+              <w:right w:type="dxa" w:w="100"/>
+            </w:tcMar>
+            <w:vAlign w:val="top"/>
+          </w:tcPr>
+          <w:p>
+            <w:pPr>
+              <w:spacing w:after="40" w:line="252"/>
+            </w:pPr>
+            <w:r>
+              <w:rPr>
+                <w:sz w:val="19"/>
+                <w:szCs w:val="19"/>
+              </w:rPr>
+              <w:t xml:space="preserve">Средняя / высокое</w:t>
+            </w:r>
+          </w:p>
+        </w:tc>
+        <w:tc>
+          <w:tcPr>
+            <w:tcW w:type="dxa" w:w="4238"/>
+            <w:tcBorders>
+              <w:top w:val="single" w:color="C9D6DD" w:sz="4"/>
+              <w:left w:val="single" w:color="C9D6DD" w:sz="4"/>
+              <w:bottom w:val="single" w:color="C9D6DD" w:sz="4"/>
+              <w:right w:val="single" w:color="C9D6DD" w:sz="4"/>
+            </w:tcBorders>
+            <w:tcMar>
+              <w:top w:type="dxa" w:w="70"/>
+              <w:left w:type="dxa" w:w="100"/>
+              <w:bottom w:type="dxa" w:w="70"/>
+              <w:right w:type="dxa" w:w="100"/>
+            </w:tcMar>
+            <w:vAlign w:val="top"/>
+          </w:tcPr>
+          <w:p>
+            <w:pPr>
+              <w:spacing w:after="40" w:line="252"/>
+            </w:pPr>
+            <w:r>
+              <w:rPr>
+                <w:sz w:val="19"/>
+                <w:szCs w:val="19"/>
+              </w:rPr>
+              <w:t xml:space="preserve">Кнопка «Отправить тест» в Панели показывает, кому не доставлено; обращения в любом случае видны в разделе «Эскалации»; команда /myid помогает узнать верный ID</w:t>
+            </w:r>
+          </w:p>
+        </w:tc>
+      </w:tr>
+      <w:tr>
+        <w:trPr>
+          <w:cantSplit/>
+        </w:trPr>
+        <w:tc>
+          <w:tcPr>
+            <w:tcW w:type="dxa" w:w="3200"/>
+            <w:tcBorders>
+              <w:top w:val="single" w:color="C9D6DD" w:sz="4"/>
+              <w:left w:val="single" w:color="C9D6DD" w:sz="4"/>
+              <w:bottom w:val="single" w:color="C9D6DD" w:sz="4"/>
+              <w:right w:val="single" w:color="C9D6DD" w:sz="4"/>
+            </w:tcBorders>
+            <w:shd w:fill="EEF4F7" w:color="auto" w:val="clear"/>
+            <w:tcMar>
+              <w:top w:type="dxa" w:w="70"/>
+              <w:left w:type="dxa" w:w="100"/>
+              <w:bottom w:type="dxa" w:w="70"/>
+              <w:right w:type="dxa" w:w="100"/>
+            </w:tcMar>
+            <w:vAlign w:val="top"/>
+          </w:tcPr>
+          <w:p>
+            <w:pPr>
+              <w:spacing w:after="40" w:line="252"/>
+            </w:pPr>
+            <w:r>
+              <w:rPr>
+                <w:sz w:val="19"/>
+                <w:szCs w:val="19"/>
+              </w:rPr>
+              <w:t xml:space="preserve">Бот молчит, а HR долго не отвечает</w:t>
+            </w:r>
+          </w:p>
+        </w:tc>
+        <w:tc>
+          <w:tcPr>
+            <w:tcW w:type="dxa" w:w="2200"/>
+            <w:tcBorders>
+              <w:top w:val="single" w:color="C9D6DD" w:sz="4"/>
+              <w:left w:val="single" w:color="C9D6DD" w:sz="4"/>
+              <w:bottom w:val="single" w:color="C9D6DD" w:sz="4"/>
+              <w:right w:val="single" w:color="C9D6DD" w:sz="4"/>
+            </w:tcBorders>
+            <w:shd w:fill="EEF4F7" w:color="auto" w:val="clear"/>
+            <w:tcMar>
+              <w:top w:type="dxa" w:w="70"/>
+              <w:left w:type="dxa" w:w="100"/>
+              <w:bottom w:type="dxa" w:w="70"/>
+              <w:right w:type="dxa" w:w="100"/>
+            </w:tcMar>
+            <w:vAlign w:val="top"/>
+          </w:tcPr>
+          <w:p>
+            <w:pPr>
+              <w:spacing w:after="40" w:line="252"/>
+            </w:pPr>
+            <w:r>
+              <w:rPr>
+                <w:sz w:val="19"/>
+                <w:szCs w:val="19"/>
+              </w:rPr>
+              <w:t xml:space="preserve">Средняя / среднее</w:t>
+            </w:r>
+          </w:p>
+        </w:tc>
+        <w:tc>
+          <w:tcPr>
+            <w:tcW w:type="dxa" w:w="4238"/>
+            <w:tcBorders>
+              <w:top w:val="single" w:color="C9D6DD" w:sz="4"/>
+              <w:left w:val="single" w:color="C9D6DD" w:sz="4"/>
+              <w:bottom w:val="single" w:color="C9D6DD" w:sz="4"/>
+              <w:right w:val="single" w:color="C9D6DD" w:sz="4"/>
+            </w:tcBorders>
+            <w:shd w:fill="EEF4F7" w:color="auto" w:val="clear"/>
+            <w:tcMar>
+              <w:top w:type="dxa" w:w="70"/>
+              <w:left w:type="dxa" w:w="100"/>
+              <w:bottom w:type="dxa" w:w="70"/>
+              <w:right w:type="dxa" w:w="100"/>
+            </w:tcMar>
+            <w:vAlign w:val="top"/>
+          </w:tcPr>
+          <w:p>
+            <w:pPr>
+              <w:spacing w:after="40" w:line="252"/>
+            </w:pPr>
+            <w:r>
+              <w:rPr>
+                <w:sz w:val="19"/>
+                <w:szCs w:val="19"/>
+              </w:rPr>
+              <w:t xml:space="preserve">Бот возвращается к ответам через 12 часов без сообщений от HR или после закрытия обращения; светофор и «Эскалации» показывают открытые обращения</w:t>
+            </w:r>
+          </w:p>
+        </w:tc>
+      </w:tr>
+      <w:tr>
+        <w:trPr>
+          <w:cantSplit/>
+        </w:trPr>
+        <w:tc>
+          <w:tcPr>
+            <w:tcW w:type="dxa" w:w="3200"/>
+            <w:tcBorders>
+              <w:top w:val="single" w:color="C9D6DD" w:sz="4"/>
+              <w:left w:val="single" w:color="C9D6DD" w:sz="4"/>
+              <w:bottom w:val="single" w:color="C9D6DD" w:sz="4"/>
+              <w:right w:val="single" w:color="C9D6DD" w:sz="4"/>
+            </w:tcBorders>
+            <w:tcMar>
+              <w:top w:type="dxa" w:w="70"/>
+              <w:left w:type="dxa" w:w="100"/>
+              <w:bottom w:type="dxa" w:w="70"/>
+              <w:right w:type="dxa" w:w="100"/>
+            </w:tcMar>
+            <w:vAlign w:val="top"/>
+          </w:tcPr>
+          <w:p>
+            <w:pPr>
+              <w:spacing w:after="40" w:line="252"/>
+            </w:pPr>
+            <w:r>
+              <w:rPr>
+                <w:sz w:val="19"/>
+                <w:szCs w:val="19"/>
+              </w:rPr>
               <w:t xml:space="preserve">Ошибки в данных сотрудников</w:t>
             </w:r>
           </w:p>
@@ -29028,6 +29982,211 @@
           </w:p>
         </w:tc>
       </w:tr>
+      <w:tr>
+        <w:trPr>
+          <w:cantSplit/>
+        </w:trPr>
+        <w:tc>
+          <w:tcPr>
+            <w:tcW w:type="dxa" w:w="1100"/>
+            <w:tcBorders>
+              <w:top w:val="single" w:color="C9D6DD" w:sz="4"/>
+              <w:left w:val="single" w:color="C9D6DD" w:sz="4"/>
+              <w:bottom w:val="single" w:color="C9D6DD" w:sz="4"/>
+              <w:right w:val="single" w:color="C9D6DD" w:sz="4"/>
+            </w:tcBorders>
+            <w:tcMar>
+              <w:top w:type="dxa" w:w="70"/>
+              <w:left w:type="dxa" w:w="100"/>
+              <w:bottom w:type="dxa" w:w="70"/>
+              <w:right w:type="dxa" w:w="100"/>
+            </w:tcMar>
+            <w:vAlign w:val="top"/>
+          </w:tcPr>
+          <w:p>
+            <w:pPr>
+              <w:spacing w:after="40" w:line="252"/>
+            </w:pPr>
+            <w:r>
+              <w:rPr>
+                <w:b/>
+                <w:bCs/>
+                <w:sz w:val="19"/>
+                <w:szCs w:val="19"/>
+              </w:rPr>
+              <w:t xml:space="preserve">UAT-17</w:t>
+            </w:r>
+          </w:p>
+        </w:tc>
+        <w:tc>
+          <w:tcPr>
+            <w:tcW w:type="dxa" w:w="4300"/>
+            <w:tcBorders>
+              <w:top w:val="single" w:color="C9D6DD" w:sz="4"/>
+              <w:left w:val="single" w:color="C9D6DD" w:sz="4"/>
+              <w:bottom w:val="single" w:color="C9D6DD" w:sz="4"/>
+              <w:right w:val="single" w:color="C9D6DD" w:sz="4"/>
+            </w:tcBorders>
+            <w:tcMar>
+              <w:top w:type="dxa" w:w="70"/>
+              <w:left w:type="dxa" w:w="100"/>
+              <w:bottom w:type="dxa" w:w="70"/>
+              <w:right w:type="dxa" w:w="100"/>
+            </w:tcMar>
+            <w:vAlign w:val="top"/>
+          </w:tcPr>
+          <w:p>
+            <w:pPr>
+              <w:spacing w:after="40" w:line="252"/>
+            </w:pPr>
+            <w:r>
+              <w:rPr>
+                <w:b w:val="false"/>
+                <w:bCs w:val="false"/>
+                <w:sz w:val="19"/>
+                <w:szCs w:val="19"/>
+              </w:rPr>
+              <w:t xml:space="preserve">Указать получателя обращений в Панели, нажать «Отправить тест»; задать боту вопрос без ответа в базе</w:t>
+            </w:r>
+          </w:p>
+        </w:tc>
+        <w:tc>
+          <w:tcPr>
+            <w:tcW w:type="dxa" w:w="4238"/>
+            <w:tcBorders>
+              <w:top w:val="single" w:color="C9D6DD" w:sz="4"/>
+              <w:left w:val="single" w:color="C9D6DD" w:sz="4"/>
+              <w:bottom w:val="single" w:color="C9D6DD" w:sz="4"/>
+              <w:right w:val="single" w:color="C9D6DD" w:sz="4"/>
+            </w:tcBorders>
+            <w:tcMar>
+              <w:top w:type="dxa" w:w="70"/>
+              <w:left w:type="dxa" w:w="100"/>
+              <w:bottom w:type="dxa" w:w="70"/>
+              <w:right w:type="dxa" w:w="100"/>
+            </w:tcMar>
+            <w:vAlign w:val="top"/>
+          </w:tcPr>
+          <w:p>
+            <w:pPr>
+              <w:spacing w:after="40" w:line="252"/>
+            </w:pPr>
+            <w:r>
+              <w:rPr>
+                <w:b w:val="false"/>
+                <w:bCs w:val="false"/>
+                <w:sz w:val="19"/>
+                <w:szCs w:val="19"/>
+              </w:rPr>
+              <w:t xml:space="preserve">Тест пришёл в МАКС; HR получил «Новое обращение №…» с тремя кнопками, сотруднику ничего не пришло</w:t>
+            </w:r>
+          </w:p>
+        </w:tc>
+      </w:tr>
+      <w:tr>
+        <w:trPr>
+          <w:cantSplit/>
+        </w:trPr>
+        <w:tc>
+          <w:tcPr>
+            <w:tcW w:type="dxa" w:w="1100"/>
+            <w:tcBorders>
+              <w:top w:val="single" w:color="C9D6DD" w:sz="4"/>
+              <w:left w:val="single" w:color="C9D6DD" w:sz="4"/>
+              <w:bottom w:val="single" w:color="C9D6DD" w:sz="4"/>
+              <w:right w:val="single" w:color="C9D6DD" w:sz="4"/>
+            </w:tcBorders>
+            <w:shd w:fill="EEF4F7" w:color="auto" w:val="clear"/>
+            <w:tcMar>
+              <w:top w:type="dxa" w:w="70"/>
+              <w:left w:type="dxa" w:w="100"/>
+              <w:bottom w:type="dxa" w:w="70"/>
+              <w:right w:type="dxa" w:w="100"/>
+            </w:tcMar>
+            <w:vAlign w:val="top"/>
+          </w:tcPr>
+          <w:p>
+            <w:pPr>
+              <w:spacing w:after="40" w:line="252"/>
+            </w:pPr>
+            <w:r>
+              <w:rPr>
+                <w:b/>
+                <w:bCs/>
+                <w:sz w:val="19"/>
+                <w:szCs w:val="19"/>
+              </w:rPr>
+              <w:t xml:space="preserve">UAT-18</w:t>
+            </w:r>
+          </w:p>
+        </w:tc>
+        <w:tc>
+          <w:tcPr>
+            <w:tcW w:type="dxa" w:w="4300"/>
+            <w:tcBorders>
+              <w:top w:val="single" w:color="C9D6DD" w:sz="4"/>
+              <w:left w:val="single" w:color="C9D6DD" w:sz="4"/>
+              <w:bottom w:val="single" w:color="C9D6DD" w:sz="4"/>
+              <w:right w:val="single" w:color="C9D6DD" w:sz="4"/>
+            </w:tcBorders>
+            <w:shd w:fill="EEF4F7" w:color="auto" w:val="clear"/>
+            <w:tcMar>
+              <w:top w:type="dxa" w:w="70"/>
+              <w:left w:type="dxa" w:w="100"/>
+              <w:bottom w:type="dxa" w:w="70"/>
+              <w:right w:type="dxa" w:w="100"/>
+            </w:tcMar>
+            <w:vAlign w:val="top"/>
+          </w:tcPr>
+          <w:p>
+            <w:pPr>
+              <w:spacing w:after="40" w:line="252"/>
+            </w:pPr>
+            <w:r>
+              <w:rPr>
+                <w:b w:val="false"/>
+                <w:bCs w:val="false"/>
+                <w:sz w:val="19"/>
+                <w:szCs w:val="19"/>
+              </w:rPr>
+              <w:t xml:space="preserve">HR нажимает «Ответить» и пишет текст; сотрудник отвечает «спасибо»; HR нажимает «Закрыть обращение»</w:t>
+            </w:r>
+          </w:p>
+        </w:tc>
+        <w:tc>
+          <w:tcPr>
+            <w:tcW w:type="dxa" w:w="4238"/>
+            <w:tcBorders>
+              <w:top w:val="single" w:color="C9D6DD" w:sz="4"/>
+              <w:left w:val="single" w:color="C9D6DD" w:sz="4"/>
+              <w:bottom w:val="single" w:color="C9D6DD" w:sz="4"/>
+              <w:right w:val="single" w:color="C9D6DD" w:sz="4"/>
+            </w:tcBorders>
+            <w:shd w:fill="EEF4F7" w:color="auto" w:val="clear"/>
+            <w:tcMar>
+              <w:top w:type="dxa" w:w="70"/>
+              <w:left w:type="dxa" w:w="100"/>
+              <w:bottom w:type="dxa" w:w="70"/>
+              <w:right w:type="dxa" w:w="100"/>
+            </w:tcMar>
+            <w:vAlign w:val="top"/>
+          </w:tcPr>
+          <w:p>
+            <w:pPr>
+              <w:spacing w:after="40" w:line="252"/>
+            </w:pPr>
+            <w:r>
+              <w:rPr>
+                <w:b w:val="false"/>
+                <w:bCs w:val="false"/>
+                <w:sz w:val="19"/>
+                <w:szCs w:val="19"/>
+              </w:rPr>
+              <w:t xml:space="preserve">Сотрудник получил «Ответ HR-специалиста»; бот на «спасибо» не отвечает, а HR получает сообщение сотрудника; после закрытия бот отвечает сам</w:t>
+            </w:r>
+          </w:p>
+        </w:tc>
+      </w:tr>
     </w:tbl>
     <w:p>
       <w:pPr>
@@ -29717,73 +30876,6 @@
                 <w:szCs w:val="19"/>
               </w:rPr>
               <w:t xml:space="preserve">Снимает неопределённость при молчании бота; включается настройкой</w:t>
-            </w:r>
-          </w:p>
-        </w:tc>
-      </w:tr>
-      <w:tr>
-        <w:trPr>
-          <w:cantSplit/>
-        </w:trPr>
-        <w:tc>
-          <w:tcPr>
-            <w:tcW w:type="dxa" w:w="5200"/>
-            <w:tcBorders>
-              <w:top w:val="single" w:color="C9D6DD" w:sz="4"/>
-              <w:left w:val="single" w:color="C9D6DD" w:sz="4"/>
-              <w:bottom w:val="single" w:color="C9D6DD" w:sz="4"/>
-              <w:right w:val="single" w:color="C9D6DD" w:sz="4"/>
-            </w:tcBorders>
-            <w:shd w:fill="EEF4F7" w:color="auto" w:val="clear"/>
-            <w:tcMar>
-              <w:top w:type="dxa" w:w="70"/>
-              <w:left w:type="dxa" w:w="100"/>
-              <w:bottom w:type="dxa" w:w="70"/>
-              <w:right w:type="dxa" w:w="100"/>
-            </w:tcMar>
-            <w:vAlign w:val="top"/>
-          </w:tcPr>
-          <w:p>
-            <w:pPr>
-              <w:spacing w:after="40" w:line="252"/>
-            </w:pPr>
-            <w:r>
-              <w:rPr>
-                <w:sz w:val="19"/>
-                <w:szCs w:val="19"/>
-              </w:rPr>
-              <w:t xml:space="preserve">Уведомление HR о новых обращениях в МАКС</w:t>
-            </w:r>
-          </w:p>
-        </w:tc>
-        <w:tc>
-          <w:tcPr>
-            <w:tcW w:type="dxa" w:w="4438"/>
-            <w:tcBorders>
-              <w:top w:val="single" w:color="C9D6DD" w:sz="4"/>
-              <w:left w:val="single" w:color="C9D6DD" w:sz="4"/>
-              <w:bottom w:val="single" w:color="C9D6DD" w:sz="4"/>
-              <w:right w:val="single" w:color="C9D6DD" w:sz="4"/>
-            </w:tcBorders>
-            <w:shd w:fill="EEF4F7" w:color="auto" w:val="clear"/>
-            <w:tcMar>
-              <w:top w:type="dxa" w:w="70"/>
-              <w:left w:type="dxa" w:w="100"/>
-              <w:bottom w:type="dxa" w:w="70"/>
-              <w:right w:type="dxa" w:w="100"/>
-            </w:tcMar>
-            <w:vAlign w:val="top"/>
-          </w:tcPr>
-          <w:p>
-            <w:pPr>
-              <w:spacing w:after="40" w:line="252"/>
-            </w:pPr>
-            <w:r>
-              <w:rPr>
-                <w:sz w:val="19"/>
-                <w:szCs w:val="19"/>
-              </w:rPr>
-              <w:t xml:space="preserve">Быстрая реакция без постоянного открытия Панели</w:t>
             </w:r>
           </w:p>
         </w:tc>
@@ -33669,7 +34761,7 @@
                 <w:sz w:val="19"/>
                 <w:szCs w:val="19"/>
               </w:rPr>
-              <w:t xml:space="preserve">RAG_MIN_SCORE, RAG_TOP_K</w:t>
+              <w:t xml:space="preserve">HR_MAX_IDS</w:t>
             </w:r>
           </w:p>
         </w:tc>
@@ -33701,7 +34793,7 @@
                 <w:sz w:val="19"/>
                 <w:szCs w:val="19"/>
               </w:rPr>
-              <w:t xml:space="preserve">порог релевантности и число фрагментов в поиске по базе знаний</w:t>
+              <w:t xml:space="preserve">MAX ID получателей обращений HR (дополнительно к заданным в Панели)</w:t>
             </w:r>
           </w:p>
         </w:tc>
@@ -33739,7 +34831,7 @@
                 <w:sz w:val="19"/>
                 <w:szCs w:val="19"/>
               </w:rPr>
-              <w:t xml:space="preserve">INSIGHTS_CACHE_TTL</w:t>
+              <w:t xml:space="preserve">RAG_MIN_SCORE, RAG_TOP_K</w:t>
             </w:r>
           </w:p>
         </w:tc>
@@ -33772,7 +34864,7 @@
                 <w:sz w:val="19"/>
                 <w:szCs w:val="19"/>
               </w:rPr>
-              <w:t xml:space="preserve">кэш расчётов дашборда, секунды (0 — выключен)</w:t>
+              <w:t xml:space="preserve">порог релевантности и число фрагментов в поиске по базе знаний</w:t>
             </w:r>
           </w:p>
         </w:tc>
@@ -33809,7 +34901,7 @@
                 <w:sz w:val="19"/>
                 <w:szCs w:val="19"/>
               </w:rPr>
-              <w:t xml:space="preserve">LLM_PRICE_IN, LLM_PRICE_OUT, EMBED_PRICE, PRICE_CURRENCY</w:t>
+              <w:t xml:space="preserve">INSIGHTS_CACHE_TTL</w:t>
             </w:r>
           </w:p>
         </w:tc>
@@ -33841,7 +34933,7 @@
                 <w:sz w:val="19"/>
                 <w:szCs w:val="19"/>
               </w:rPr>
-              <w:t xml:space="preserve">цены за 1 млн токенов — для расчёта стоимости</w:t>
+              <w:t xml:space="preserve">кэш расчётов дашборда, секунды (0 — выключен)</w:t>
             </w:r>
           </w:p>
         </w:tc>
@@ -33879,6 +34971,76 @@
                 <w:sz w:val="19"/>
                 <w:szCs w:val="19"/>
               </w:rPr>
+              <w:t xml:space="preserve">LLM_PRICE_IN, LLM_PRICE_OUT, EMBED_PRICE, PRICE_CURRENCY</w:t>
+            </w:r>
+          </w:p>
+        </w:tc>
+        <w:tc>
+          <w:tcPr>
+            <w:tcW w:type="dxa" w:w="5638"/>
+            <w:tcBorders>
+              <w:top w:val="single" w:color="C9D6DD" w:sz="4"/>
+              <w:left w:val="single" w:color="C9D6DD" w:sz="4"/>
+              <w:bottom w:val="single" w:color="C9D6DD" w:sz="4"/>
+              <w:right w:val="single" w:color="C9D6DD" w:sz="4"/>
+            </w:tcBorders>
+            <w:shd w:fill="EEF4F7" w:color="auto" w:val="clear"/>
+            <w:tcMar>
+              <w:top w:type="dxa" w:w="70"/>
+              <w:left w:type="dxa" w:w="100"/>
+              <w:bottom w:type="dxa" w:w="70"/>
+              <w:right w:type="dxa" w:w="100"/>
+            </w:tcMar>
+            <w:vAlign w:val="top"/>
+          </w:tcPr>
+          <w:p>
+            <w:pPr>
+              <w:spacing w:after="40" w:line="252"/>
+            </w:pPr>
+            <w:r>
+              <w:rPr>
+                <w:b w:val="false"/>
+                <w:bCs w:val="false"/>
+                <w:sz w:val="19"/>
+                <w:szCs w:val="19"/>
+              </w:rPr>
+              <w:t xml:space="preserve">цены за 1 млн токенов — для расчёта стоимости</w:t>
+            </w:r>
+          </w:p>
+        </w:tc>
+      </w:tr>
+      <w:tr>
+        <w:trPr>
+          <w:cantSplit/>
+        </w:trPr>
+        <w:tc>
+          <w:tcPr>
+            <w:tcW w:type="dxa" w:w="4000"/>
+            <w:tcBorders>
+              <w:top w:val="single" w:color="C9D6DD" w:sz="4"/>
+              <w:left w:val="single" w:color="C9D6DD" w:sz="4"/>
+              <w:bottom w:val="single" w:color="C9D6DD" w:sz="4"/>
+              <w:right w:val="single" w:color="C9D6DD" w:sz="4"/>
+            </w:tcBorders>
+            <w:tcMar>
+              <w:top w:type="dxa" w:w="70"/>
+              <w:left w:type="dxa" w:w="100"/>
+              <w:bottom w:type="dxa" w:w="70"/>
+              <w:right w:type="dxa" w:w="100"/>
+            </w:tcMar>
+            <w:vAlign w:val="top"/>
+          </w:tcPr>
+          <w:p>
+            <w:pPr>
+              <w:spacing w:after="40" w:line="252"/>
+            </w:pPr>
+            <w:r>
+              <w:rPr>
+                <w:b/>
+                <w:bCs/>
+                <w:sz w:val="19"/>
+                <w:szCs w:val="19"/>
+              </w:rPr>
               <w:t xml:space="preserve">LLM_PROVIDER, LLM_MODEL, CUSTOM_BASE_URL</w:t>
             </w:r>
           </w:p>
@@ -33892,7 +35054,6 @@
               <w:bottom w:val="single" w:color="C9D6DD" w:sz="4"/>
               <w:right w:val="single" w:color="C9D6DD" w:sz="4"/>
             </w:tcBorders>
-            <w:shd w:fill="EEF4F7" w:color="auto" w:val="clear"/>
             <w:tcMar>
               <w:top w:type="dxa" w:w="70"/>
               <w:left w:type="dxa" w:w="100"/>
